--- a/SITP/DBMS/Notes/M02_ER_EER_Model.docx
+++ b/SITP/DBMS/Notes/M02_ER_EER_Model.docx
@@ -60,7 +60,7 @@
         </w:p>
       </w:sdtContent>
     </w:sdt>
-    <w:bookmarkStart w:id="80" w:name="X154a9c7a4ad89aa63e91a719c91cfa740f0aeb3"/>
+    <w:bookmarkStart w:id="81" w:name="X154a9c7a4ad89aa63e91a719c91cfa740f0aeb3"/>
     <w:p>
       <w:pPr>
         <w:pStyle w:val="Heading1"/>
@@ -3841,7 +3841,7 @@
     </w:p>
     <w:bookmarkEnd w:id="30"/>
     <w:bookmarkEnd w:id="31"/>
-    <w:bookmarkStart w:id="48" w:name="Xa5c81e47f3e764b0c13c2eb79a959dafb193048"/>
+    <w:bookmarkStart w:id="49" w:name="Xa5c81e47f3e764b0c13c2eb79a959dafb193048"/>
     <w:p>
       <w:pPr>
         <w:pStyle w:val="Heading2"/>
@@ -5331,6 +5331,561 @@
         <w:t xml:space="preserve">exams.</w:t>
       </w:r>
     </w:p>
+    <w:p>
+      <w:pPr>
+        <w:pStyle w:val="BodyText"/>
+      </w:pPr>
+      <w:r>
+        <w:rPr>
+          <w:b/>
+          <w:bCs/>
+        </w:rPr>
+        <w:t xml:space="preserve">Why they mirror:</w:t>
+      </w:r>
+      <w:r>
+        <w:rPr>
+          <w:b/>
+          <w:bCs/>
+        </w:rPr>
+        <w:t xml:space="preserve"> </w:t>
+      </w:r>
+      <w:r>
+        <w:rPr>
+          <w:b/>
+          <w:bCs/>
+        </w:rPr>
+        <w:t xml:space="preserve">“look-across”</w:t>
+      </w:r>
+      <w:r>
+        <w:rPr>
+          <w:b/>
+          <w:bCs/>
+        </w:rPr>
+        <w:t xml:space="preserve"> </w:t>
+      </w:r>
+      <w:r>
+        <w:rPr>
+          <w:b/>
+          <w:bCs/>
+        </w:rPr>
+        <w:t xml:space="preserve">vs</w:t>
+      </w:r>
+      <w:r>
+        <w:rPr>
+          <w:b/>
+          <w:bCs/>
+        </w:rPr>
+        <w:t xml:space="preserve"> </w:t>
+      </w:r>
+      <w:r>
+        <w:rPr>
+          <w:b/>
+          <w:bCs/>
+        </w:rPr>
+        <w:t xml:space="preserve">“look-here”</w:t>
+      </w:r>
+      <w:r>
+        <w:rPr>
+          <w:b/>
+          <w:bCs/>
+        </w:rPr>
+        <w:t xml:space="preserve">.</w:t>
+      </w:r>
+      <w:r>
+        <w:t xml:space="preserve"> </w:t>
+      </w:r>
+      <w:r>
+        <w:t xml:space="preserve">This is the deep reason, and it</w:t>
+      </w:r>
+      <w:r>
+        <w:t xml:space="preserve"> </w:t>
+      </w:r>
+      <w:r>
+        <w:t xml:space="preserve">is a genuine GATE/theory point:</w:t>
+      </w:r>
+    </w:p>
+    <w:p>
+      <w:pPr>
+        <w:pStyle w:val="Compact"/>
+        <w:numPr>
+          <w:ilvl w:val="0"/>
+          <w:numId w:val="1006"/>
+        </w:numPr>
+      </w:pPr>
+      <w:r>
+        <w:rPr>
+          <w:b/>
+          <w:bCs/>
+        </w:rPr>
+        <w:t xml:space="preserve">Chen’s</w:t>
+      </w:r>
+      <w:r>
+        <w:rPr>
+          <w:b/>
+          <w:bCs/>
+        </w:rPr>
+        <w:t xml:space="preserve"> </w:t>
+      </w:r>
+      <w:r>
+        <w:rPr>
+          <w:rStyle w:val="VerbatimChar"/>
+          <w:b/>
+          <w:bCs/>
+        </w:rPr>
+        <w:t xml:space="preserve">1/N/M</w:t>
+      </w:r>
+      <w:r>
+        <w:rPr>
+          <w:b/>
+          <w:bCs/>
+        </w:rPr>
+        <w:t xml:space="preserve"> </w:t>
+      </w:r>
+      <w:r>
+        <w:rPr>
+          <w:b/>
+          <w:bCs/>
+        </w:rPr>
+        <w:t xml:space="preserve">labels are</w:t>
+      </w:r>
+      <w:r>
+        <w:rPr>
+          <w:b/>
+          <w:bCs/>
+        </w:rPr>
+        <w:t xml:space="preserve"> </w:t>
+      </w:r>
+      <w:r>
+        <w:rPr>
+          <w:b/>
+          <w:bCs/>
+        </w:rPr>
+        <w:t xml:space="preserve">“look-across”</w:t>
+      </w:r>
+      <w:r>
+        <w:rPr>
+          <w:b/>
+          <w:bCs/>
+        </w:rPr>
+        <w:t xml:space="preserve">.</w:t>
+      </w:r>
+      <w:r>
+        <w:t xml:space="preserve"> </w:t>
+      </w:r>
+      <w:r>
+        <w:t xml:space="preserve">The number on EMPLOYEE’s line tells</w:t>
+      </w:r>
+      <w:r>
+        <w:t xml:space="preserve"> </w:t>
+      </w:r>
+      <w:r>
+        <w:t xml:space="preserve">you how many DEPTs an employee sees</w:t>
+      </w:r>
+      <w:r>
+        <w:t xml:space="preserve"> </w:t>
+      </w:r>
+      <w:r>
+        <w:rPr>
+          <w:i/>
+          <w:iCs/>
+        </w:rPr>
+        <w:t xml:space="preserve">across</w:t>
+      </w:r>
+      <w:r>
+        <w:t xml:space="preserve"> </w:t>
+      </w:r>
+      <w:r>
+        <w:t xml:space="preserve">the relationship (one), so you write</w:t>
+      </w:r>
+      <w:r>
+        <w:t xml:space="preserve"> </w:t>
+      </w:r>
+      <w:r>
+        <w:t xml:space="preserve">it near the</w:t>
+      </w:r>
+      <w:r>
+        <w:t xml:space="preserve"> </w:t>
+      </w:r>
+      <w:r>
+        <w:rPr>
+          <w:i/>
+          <w:iCs/>
+        </w:rPr>
+        <w:t xml:space="preserve">far</w:t>
+      </w:r>
+      <w:r>
+        <w:t xml:space="preserve"> </w:t>
+      </w:r>
+      <w:r>
+        <w:t xml:space="preserve">entity.</w:t>
+      </w:r>
+    </w:p>
+    <w:p>
+      <w:pPr>
+        <w:pStyle w:val="Compact"/>
+        <w:numPr>
+          <w:ilvl w:val="0"/>
+          <w:numId w:val="1006"/>
+        </w:numPr>
+      </w:pPr>
+      <w:r>
+        <w:rPr>
+          <w:rStyle w:val="VerbatimChar"/>
+          <w:b/>
+          <w:bCs/>
+        </w:rPr>
+        <w:t xml:space="preserve">(min,max)</w:t>
+      </w:r>
+      <w:r>
+        <w:rPr>
+          <w:b/>
+          <w:bCs/>
+        </w:rPr>
+        <w:t xml:space="preserve"> </w:t>
+      </w:r>
+      <w:r>
+        <w:rPr>
+          <w:b/>
+          <w:bCs/>
+        </w:rPr>
+        <w:t xml:space="preserve">is</w:t>
+      </w:r>
+      <w:r>
+        <w:rPr>
+          <w:b/>
+          <w:bCs/>
+        </w:rPr>
+        <w:t xml:space="preserve"> </w:t>
+      </w:r>
+      <w:r>
+        <w:rPr>
+          <w:b/>
+          <w:bCs/>
+        </w:rPr>
+        <w:t xml:space="preserve">“look-here”</w:t>
+      </w:r>
+      <w:r>
+        <w:rPr>
+          <w:b/>
+          <w:bCs/>
+        </w:rPr>
+        <w:t xml:space="preserve"> </w:t>
+      </w:r>
+      <w:r>
+        <w:rPr>
+          <w:b/>
+          <w:bCs/>
+        </w:rPr>
+        <w:t xml:space="preserve">(a.k.a. Merise notation).</w:t>
+      </w:r>
+      <w:r>
+        <w:t xml:space="preserve"> </w:t>
+      </w:r>
+      <w:r>
+        <w:t xml:space="preserve">The pair on EMPLOYEE</w:t>
+      </w:r>
+      <w:r>
+        <w:t xml:space="preserve"> </w:t>
+      </w:r>
+      <w:r>
+        <w:t xml:space="preserve">reads</w:t>
+      </w:r>
+      <w:r>
+        <w:t xml:space="preserve"> </w:t>
+      </w:r>
+      <w:r>
+        <w:t xml:space="preserve">“looking</w:t>
+      </w:r>
+      <w:r>
+        <w:t xml:space="preserve"> </w:t>
+      </w:r>
+      <w:r>
+        <w:rPr>
+          <w:i/>
+          <w:iCs/>
+        </w:rPr>
+        <w:t xml:space="preserve">from here</w:t>
+      </w:r>
+      <w:r>
+        <w:t xml:space="preserve">, how many relationship instances does one employee take</w:t>
+      </w:r>
+      <w:r>
+        <w:t xml:space="preserve"> </w:t>
+      </w:r>
+      <w:r>
+        <w:t xml:space="preserve">part in?”</w:t>
+      </w:r>
+      <w:r>
+        <w:t xml:space="preserve"> </w:t>
+      </w:r>
+      <w:r>
+        <w:t xml:space="preserve">→</w:t>
+      </w:r>
+      <w:r>
+        <w:t xml:space="preserve"> </w:t>
+      </w:r>
+      <w:r>
+        <w:rPr>
+          <w:rStyle w:val="VerbatimChar"/>
+        </w:rPr>
+        <w:t xml:space="preserve">(1,1)</w:t>
+      </w:r>
+      <w:r>
+        <w:t xml:space="preserve">. It attaches to the</w:t>
+      </w:r>
+      <w:r>
+        <w:t xml:space="preserve"> </w:t>
+      </w:r>
+      <w:r>
+        <w:rPr>
+          <w:i/>
+          <w:iCs/>
+        </w:rPr>
+        <w:t xml:space="preserve">near</w:t>
+      </w:r>
+      <w:r>
+        <w:t xml:space="preserve"> </w:t>
+      </w:r>
+      <w:r>
+        <w:t xml:space="preserve">entity.</w:t>
+      </w:r>
+    </w:p>
+    <w:p>
+      <w:pPr>
+        <w:pStyle w:val="FirstParagraph"/>
+      </w:pPr>
+      <w:r>
+        <w:t xml:space="preserve">That single difference —</w:t>
+      </w:r>
+      <w:r>
+        <w:t xml:space="preserve"> </w:t>
+      </w:r>
+      <w:r>
+        <w:rPr>
+          <w:i/>
+          <w:iCs/>
+        </w:rPr>
+        <w:t xml:space="preserve">count the partner across</w:t>
+      </w:r>
+      <w:r>
+        <w:t xml:space="preserve"> </w:t>
+      </w:r>
+      <w:r>
+        <w:t xml:space="preserve">vs</w:t>
+      </w:r>
+      <w:r>
+        <w:t xml:space="preserve"> </w:t>
+      </w:r>
+      <w:r>
+        <w:rPr>
+          <w:i/>
+          <w:iCs/>
+        </w:rPr>
+        <w:t xml:space="preserve">count my own participation</w:t>
+      </w:r>
+      <w:r>
+        <w:rPr>
+          <w:i/>
+          <w:iCs/>
+        </w:rPr>
+        <w:t xml:space="preserve"> </w:t>
+      </w:r>
+      <w:r>
+        <w:rPr>
+          <w:i/>
+          <w:iCs/>
+        </w:rPr>
+        <w:t xml:space="preserve">here</w:t>
+      </w:r>
+      <w:r>
+        <w:t xml:space="preserve"> </w:t>
+      </w:r>
+      <w:r>
+        <w:t xml:space="preserve">— is exactly why the two numbers land on opposite ends for the same reality.</w:t>
+      </w:r>
+    </w:p>
+    <w:p>
+      <w:pPr>
+        <w:pStyle w:val="BlockText"/>
+      </w:pPr>
+      <w:r>
+        <w:t xml:space="preserve">⚠️</w:t>
+      </w:r>
+      <w:r>
+        <w:t xml:space="preserve"> </w:t>
+      </w:r>
+      <w:r>
+        <w:rPr>
+          <w:b/>
+          <w:bCs/>
+        </w:rPr>
+        <w:t xml:space="preserve">Ternary trap (why min-max wins for degree ≥ 3):</w:t>
+      </w:r>
+      <w:r>
+        <w:t xml:space="preserve"> </w:t>
+      </w:r>
+      <w:r>
+        <w:t xml:space="preserve">for</w:t>
+      </w:r>
+      <w:r>
+        <w:t xml:space="preserve"> </w:t>
+      </w:r>
+      <w:r>
+        <w:rPr>
+          <w:b/>
+          <w:bCs/>
+        </w:rPr>
+        <w:t xml:space="preserve">binary</w:t>
+      </w:r>
+      <w:r>
+        <w:t xml:space="preserve"> </w:t>
+      </w:r>
+      <w:r>
+        <w:t xml:space="preserve">relationships the two styles are interchangeable (just swap the labels). But for</w:t>
+      </w:r>
+      <w:r>
+        <w:t xml:space="preserve"> </w:t>
+      </w:r>
+      <w:r>
+        <w:t xml:space="preserve">a</w:t>
+      </w:r>
+      <w:r>
+        <w:t xml:space="preserve"> </w:t>
+      </w:r>
+      <w:r>
+        <w:rPr>
+          <w:b/>
+          <w:bCs/>
+        </w:rPr>
+        <w:t xml:space="preserve">ternary</w:t>
+      </w:r>
+      <w:r>
+        <w:t xml:space="preserve">, look-across breaks down — from one entity there are</w:t>
+      </w:r>
+      <w:r>
+        <w:t xml:space="preserve"> </w:t>
+      </w:r>
+      <w:r>
+        <w:rPr>
+          <w:b/>
+          <w:bCs/>
+        </w:rPr>
+        <w:t xml:space="preserve">two</w:t>
+      </w:r>
+      <w:r>
+        <w:t xml:space="preserve"> </w:t>
+      </w:r>
+      <w:r>
+        <w:t xml:space="preserve">other</w:t>
+      </w:r>
+      <w:r>
+        <w:t xml:space="preserve"> </w:t>
+      </w:r>
+      <w:r>
+        <w:t xml:space="preserve">entities</w:t>
+      </w:r>
+      <w:r>
+        <w:t xml:space="preserve"> </w:t>
+      </w:r>
+      <w:r>
+        <w:t xml:space="preserve">“across”</w:t>
+      </w:r>
+      <w:r>
+        <w:t xml:space="preserve">, so a single number is ambiguous. Therefore</w:t>
+      </w:r>
+      <w:r>
+        <w:t xml:space="preserve"> </w:t>
+      </w:r>
+      <w:r>
+        <w:rPr>
+          <w:b/>
+          <w:bCs/>
+        </w:rPr>
+        <w:t xml:space="preserve">participation on</w:t>
+      </w:r>
+      <w:r>
+        <w:rPr>
+          <w:b/>
+          <w:bCs/>
+        </w:rPr>
+        <w:t xml:space="preserve"> </w:t>
+      </w:r>
+      <w:r>
+        <w:rPr>
+          <w:b/>
+          <w:bCs/>
+        </w:rPr>
+        <w:t xml:space="preserve">n-ary relationships must use the look-here</w:t>
+      </w:r>
+      <w:r>
+        <w:rPr>
+          <w:b/>
+          <w:bCs/>
+        </w:rPr>
+        <w:t xml:space="preserve"> </w:t>
+      </w:r>
+      <w:r>
+        <w:rPr>
+          <w:rStyle w:val="VerbatimChar"/>
+          <w:b/>
+          <w:bCs/>
+        </w:rPr>
+        <w:t xml:space="preserve">(min,max)</w:t>
+      </w:r>
+      <w:r>
+        <w:rPr>
+          <w:b/>
+          <w:bCs/>
+        </w:rPr>
+        <w:t xml:space="preserve"> </w:t>
+      </w:r>
+      <w:r>
+        <w:rPr>
+          <w:b/>
+          <w:bCs/>
+        </w:rPr>
+        <w:t xml:space="preserve">convention.</w:t>
+      </w:r>
+      <w:r>
+        <w:t xml:space="preserve"> </w:t>
+      </w:r>
+      <w:r>
+        <w:t xml:space="preserve">If an exam</w:t>
+      </w:r>
+      <w:r>
+        <w:t xml:space="preserve"> </w:t>
+      </w:r>
+      <w:r>
+        <w:t xml:space="preserve">shows</w:t>
+      </w:r>
+      <w:r>
+        <w:t xml:space="preserve"> </w:t>
+      </w:r>
+      <w:r>
+        <w:rPr>
+          <w:rStyle w:val="VerbatimChar"/>
+        </w:rPr>
+        <w:t xml:space="preserve">(min,max)</w:t>
+      </w:r>
+      <w:r>
+        <w:t xml:space="preserve"> </w:t>
+      </w:r>
+      <w:r>
+        <w:t xml:space="preserve">on a ternary, read each pair as</w:t>
+      </w:r>
+      <w:r>
+        <w:t xml:space="preserve"> </w:t>
+      </w:r>
+      <w:r>
+        <w:t xml:space="preserve">“this entity’s minimum and</w:t>
+      </w:r>
+      <w:r>
+        <w:t xml:space="preserve"> </w:t>
+      </w:r>
+      <w:r>
+        <w:t xml:space="preserve">maximum participation in the whole ternary relationship.”</w:t>
+      </w:r>
+    </w:p>
     <w:bookmarkEnd w:id="42"/>
     <w:bookmarkStart w:id="46" w:name="recursive-unary-relationships-in-depth"/>
     <w:p>
@@ -5796,7 +6351,594 @@
       </w:r>
     </w:p>
     <w:bookmarkEnd w:id="46"/>
-    <w:bookmarkStart w:id="47" w:name="concept-check-1"/>
+    <w:bookmarkStart w:id="47" w:name="X62d7be316d1f2df0f0ff72cdc9a31b8fc199f7f"/>
+    <w:p>
+      <w:pPr>
+        <w:pStyle w:val="Heading3"/>
+      </w:pPr>
+      <w:r>
+        <w:t xml:space="preserve">Ternary vs binary — and why you</w:t>
+      </w:r>
+      <w:r>
+        <w:t xml:space="preserve"> </w:t>
+      </w:r>
+      <w:r>
+        <w:rPr>
+          <w:i/>
+          <w:iCs/>
+        </w:rPr>
+        <w:t xml:space="preserve">can’t always</w:t>
+      </w:r>
+      <w:r>
+        <w:t xml:space="preserve"> </w:t>
+      </w:r>
+      <w:r>
+        <w:t xml:space="preserve">decompose (worked example)</w:t>
+      </w:r>
+    </w:p>
+    <w:p>
+      <w:pPr>
+        <w:pStyle w:val="FirstParagraph"/>
+      </w:pPr>
+      <w:r>
+        <w:t xml:space="preserve">A tempting shortcut is to replace one</w:t>
+      </w:r>
+      <w:r>
+        <w:t xml:space="preserve"> </w:t>
+      </w:r>
+      <w:r>
+        <w:rPr>
+          <w:b/>
+          <w:bCs/>
+        </w:rPr>
+        <w:t xml:space="preserve">ternary</w:t>
+      </w:r>
+      <w:r>
+        <w:t xml:space="preserve"> </w:t>
+      </w:r>
+      <w:r>
+        <w:t xml:space="preserve">(degree-3) relationship with</w:t>
+      </w:r>
+      <w:r>
+        <w:t xml:space="preserve"> </w:t>
+      </w:r>
+      <w:r>
+        <w:rPr>
+          <w:b/>
+          <w:bCs/>
+        </w:rPr>
+        <w:t xml:space="preserve">three binary</w:t>
+      </w:r>
+      <w:r>
+        <w:t xml:space="preserve"> </w:t>
+      </w:r>
+      <w:r>
+        <w:t xml:space="preserve">ones. Usually this</w:t>
+      </w:r>
+      <w:r>
+        <w:t xml:space="preserve"> </w:t>
+      </w:r>
+      <w:r>
+        <w:rPr>
+          <w:b/>
+          <w:bCs/>
+        </w:rPr>
+        <w:t xml:space="preserve">loses information</w:t>
+      </w:r>
+      <w:r>
+        <w:t xml:space="preserve"> </w:t>
+      </w:r>
+      <w:r>
+        <w:t xml:space="preserve">— a classic GATE trap.</w:t>
+      </w:r>
+    </w:p>
+    <w:p>
+      <w:pPr>
+        <w:pStyle w:val="BodyText"/>
+      </w:pPr>
+      <w:r>
+        <w:rPr>
+          <w:b/>
+          <w:bCs/>
+        </w:rPr>
+        <w:t xml:space="preserve">Setup.</w:t>
+      </w:r>
+      <w:r>
+        <w:t xml:space="preserve"> </w:t>
+      </w:r>
+      <w:r>
+        <w:t xml:space="preserve">A</w:t>
+      </w:r>
+      <w:r>
+        <w:t xml:space="preserve"> </w:t>
+      </w:r>
+      <w:r>
+        <w:rPr>
+          <w:rStyle w:val="VerbatimChar"/>
+        </w:rPr>
+        <w:t xml:space="preserve">SUPPLIER</w:t>
+      </w:r>
+      <w:r>
+        <w:t xml:space="preserve"> </w:t>
+      </w:r>
+      <w:r>
+        <w:rPr>
+          <w:b/>
+          <w:bCs/>
+        </w:rPr>
+        <w:t xml:space="preserve">supplies</w:t>
+      </w:r>
+      <w:r>
+        <w:t xml:space="preserve"> </w:t>
+      </w:r>
+      <w:r>
+        <w:t xml:space="preserve">a</w:t>
+      </w:r>
+      <w:r>
+        <w:t xml:space="preserve"> </w:t>
+      </w:r>
+      <w:r>
+        <w:rPr>
+          <w:rStyle w:val="VerbatimChar"/>
+        </w:rPr>
+        <w:t xml:space="preserve">PART</w:t>
+      </w:r>
+      <w:r>
+        <w:t xml:space="preserve"> </w:t>
+      </w:r>
+      <w:r>
+        <w:rPr>
+          <w:b/>
+          <w:bCs/>
+        </w:rPr>
+        <w:t xml:space="preserve">for</w:t>
+      </w:r>
+      <w:r>
+        <w:t xml:space="preserve"> </w:t>
+      </w:r>
+      <w:r>
+        <w:t xml:space="preserve">a</w:t>
+      </w:r>
+      <w:r>
+        <w:t xml:space="preserve"> </w:t>
+      </w:r>
+      <w:r>
+        <w:rPr>
+          <w:rStyle w:val="VerbatimChar"/>
+        </w:rPr>
+        <w:t xml:space="preserve">PROJECT</w:t>
+      </w:r>
+      <w:r>
+        <w:t xml:space="preserve">. The real fact</w:t>
+      </w:r>
+      <w:r>
+        <w:t xml:space="preserve"> </w:t>
+      </w:r>
+      <w:r>
+        <w:t xml:space="preserve">is a</w:t>
+      </w:r>
+      <w:r>
+        <w:t xml:space="preserve"> </w:t>
+      </w:r>
+      <w:r>
+        <w:rPr>
+          <w:i/>
+          <w:iCs/>
+        </w:rPr>
+        <w:t xml:space="preserve">triple</w:t>
+      </w:r>
+      <w:r>
+        <w:t xml:space="preserve">:</w:t>
+      </w:r>
+      <w:r>
+        <w:t xml:space="preserve"> </w:t>
+      </w:r>
+      <w:r>
+        <w:t xml:space="preserve">“Supplier S supplies Part P to Project J.”</w:t>
+      </w:r>
+      <w:r>
+        <w:t xml:space="preserve"> </w:t>
+      </w:r>
+      <w:r>
+        <w:t xml:space="preserve">Suppose reality is:</w:t>
+      </w:r>
+    </w:p>
+    <w:p>
+      <w:pPr>
+        <w:pStyle w:val="SourceCode"/>
+      </w:pPr>
+      <w:r>
+        <w:rPr>
+          <w:rStyle w:val="VerbatimChar"/>
+        </w:rPr>
+        <w:t xml:space="preserve">SUPPLIES (the true ternary fact)</w:t>
+      </w:r>
+      <w:r>
+        <w:br/>
+      </w:r>
+      <w:r>
+        <w:rPr>
+          <w:rStyle w:val="VerbatimChar"/>
+        </w:rPr>
+        <w:t xml:space="preserve">supplier | part  | project</w:t>
+      </w:r>
+      <w:r>
+        <w:br/>
+      </w:r>
+      <w:r>
+        <w:rPr>
+          <w:rStyle w:val="VerbatimChar"/>
+        </w:rPr>
+        <w:t xml:space="preserve">---------+-------+---------</w:t>
+      </w:r>
+      <w:r>
+        <w:br/>
+      </w:r>
+      <w:r>
+        <w:rPr>
+          <w:rStyle w:val="VerbatimChar"/>
+        </w:rPr>
+        <w:t xml:space="preserve">   S1    |  P1   |   J1</w:t>
+      </w:r>
+      <w:r>
+        <w:br/>
+      </w:r>
+      <w:r>
+        <w:rPr>
+          <w:rStyle w:val="VerbatimChar"/>
+        </w:rPr>
+        <w:t xml:space="preserve">   S2    |  P1   |   J2</w:t>
+      </w:r>
+    </w:p>
+    <w:p>
+      <w:pPr>
+        <w:pStyle w:val="FirstParagraph"/>
+      </w:pPr>
+      <w:r>
+        <w:t xml:space="preserve">Now try to store it as</w:t>
+      </w:r>
+      <w:r>
+        <w:t xml:space="preserve"> </w:t>
+      </w:r>
+      <w:r>
+        <w:rPr>
+          <w:b/>
+          <w:bCs/>
+        </w:rPr>
+        <w:t xml:space="preserve">three separate binary</w:t>
+      </w:r>
+      <w:r>
+        <w:t xml:space="preserve"> </w:t>
+      </w:r>
+      <w:r>
+        <w:t xml:space="preserve">relationships instead:</w:t>
+      </w:r>
+    </w:p>
+    <w:p>
+      <w:pPr>
+        <w:pStyle w:val="SourceCode"/>
+      </w:pPr>
+      <w:r>
+        <w:rPr>
+          <w:rStyle w:val="VerbatimChar"/>
+        </w:rPr>
+        <w:t xml:space="preserve">CAN_SUPPLY (S–P)   USED_IN (P–J)     WORKS_ON (S–J)</w:t>
+      </w:r>
+      <w:r>
+        <w:br/>
+      </w:r>
+      <w:r>
+        <w:rPr>
+          <w:rStyle w:val="VerbatimChar"/>
+        </w:rPr>
+        <w:t xml:space="preserve">S1 | P1            P1 | J1           S1 | J1</w:t>
+      </w:r>
+      <w:r>
+        <w:br/>
+      </w:r>
+      <w:r>
+        <w:rPr>
+          <w:rStyle w:val="VerbatimChar"/>
+        </w:rPr>
+        <w:t xml:space="preserve">S2 | P1            P1 | J2           S2 | J2</w:t>
+      </w:r>
+    </w:p>
+    <w:p>
+      <w:pPr>
+        <w:pStyle w:val="FirstParagraph"/>
+      </w:pPr>
+      <w:r>
+        <w:rPr>
+          <w:b/>
+          <w:bCs/>
+        </w:rPr>
+        <w:t xml:space="preserve">The information is now gone.</w:t>
+      </w:r>
+      <w:r>
+        <w:t xml:space="preserve"> </w:t>
+      </w:r>
+      <w:r>
+        <w:t xml:space="preserve">Join the three binaries back and you</w:t>
+      </w:r>
+      <w:r>
+        <w:t xml:space="preserve"> </w:t>
+      </w:r>
+      <w:r>
+        <w:rPr>
+          <w:i/>
+          <w:iCs/>
+        </w:rPr>
+        <w:t xml:space="preserve">also</w:t>
+      </w:r>
+      <w:r>
+        <w:t xml:space="preserve"> </w:t>
+      </w:r>
+      <w:r>
+        <w:t xml:space="preserve">generate the false triple</w:t>
+      </w:r>
+      <w:r>
+        <w:t xml:space="preserve"> </w:t>
+      </w:r>
+      <w:r>
+        <w:rPr>
+          <w:b/>
+          <w:bCs/>
+        </w:rPr>
+        <w:t xml:space="preserve">(S1, P1, J2)</w:t>
+      </w:r>
+      <w:r>
+        <w:t xml:space="preserve"> </w:t>
+      </w:r>
+      <w:r>
+        <w:t xml:space="preserve">— the binaries say</w:t>
+      </w:r>
+      <w:r>
+        <w:t xml:space="preserve"> </w:t>
+      </w:r>
+      <w:r>
+        <w:t xml:space="preserve">“S1 can supply P1”</w:t>
+      </w:r>
+      <w:r>
+        <w:t xml:space="preserve">,</w:t>
+      </w:r>
+      <w:r>
+        <w:t xml:space="preserve"> </w:t>
+      </w:r>
+      <w:r>
+        <w:t xml:space="preserve">“P1 is used in J2”</w:t>
+      </w:r>
+      <w:r>
+        <w:t xml:space="preserve">,</w:t>
+      </w:r>
+      <w:r>
+        <w:t xml:space="preserve"> </w:t>
+      </w:r>
+      <w:r>
+        <w:t xml:space="preserve">“S1…”</w:t>
+      </w:r>
+      <w:r>
+        <w:t xml:space="preserve"> </w:t>
+      </w:r>
+      <w:r>
+        <w:t xml:space="preserve">but they can</w:t>
+      </w:r>
+      <w:r>
+        <w:t xml:space="preserve"> </w:t>
+      </w:r>
+      <w:r>
+        <w:rPr>
+          <w:b/>
+          <w:bCs/>
+        </w:rPr>
+        <w:t xml:space="preserve">no longer distinguish</w:t>
+      </w:r>
+      <w:r>
+        <w:t xml:space="preserve"> </w:t>
+      </w:r>
+      <w:r>
+        <w:t xml:space="preserve">whether S1</w:t>
+      </w:r>
+      <w:r>
+        <w:t xml:space="preserve"> </w:t>
+      </w:r>
+      <w:r>
+        <w:t xml:space="preserve">actually supplies P1</w:t>
+      </w:r>
+      <w:r>
+        <w:t xml:space="preserve"> </w:t>
+      </w:r>
+      <w:r>
+        <w:rPr>
+          <w:i/>
+          <w:iCs/>
+        </w:rPr>
+        <w:t xml:space="preserve">specifically to</w:t>
+      </w:r>
+      <w:r>
+        <w:t xml:space="preserve"> </w:t>
+      </w:r>
+      <w:r>
+        <w:t xml:space="preserve">J2. The ternary carried a fact that no</w:t>
+      </w:r>
+      <w:r>
+        <w:t xml:space="preserve"> </w:t>
+      </w:r>
+      <w:r>
+        <w:t xml:space="preserve">combination of pairwise facts can reconstruct.</w:t>
+      </w:r>
+    </w:p>
+    <w:p>
+      <w:pPr>
+        <w:pStyle w:val="BlockText"/>
+      </w:pPr>
+      <w:r>
+        <w:rPr>
+          <w:b/>
+          <w:bCs/>
+        </w:rPr>
+        <w:t xml:space="preserve">First-principles rule:</w:t>
+      </w:r>
+      <w:r>
+        <w:t xml:space="preserve"> </w:t>
+      </w:r>
+      <w:r>
+        <w:t xml:space="preserve">a ternary is decomposable into binaries</w:t>
+      </w:r>
+      <w:r>
+        <w:t xml:space="preserve"> </w:t>
+      </w:r>
+      <w:r>
+        <w:rPr>
+          <w:b/>
+          <w:bCs/>
+        </w:rPr>
+        <w:t xml:space="preserve">only</w:t>
+      </w:r>
+      <w:r>
+        <w:t xml:space="preserve"> </w:t>
+      </w:r>
+      <w:r>
+        <w:t xml:space="preserve">when</w:t>
+      </w:r>
+      <w:r>
+        <w:t xml:space="preserve"> </w:t>
+      </w:r>
+      <w:r>
+        <w:t xml:space="preserve">the triple is functionally implied by its pairs (a</w:t>
+      </w:r>
+      <w:r>
+        <w:t xml:space="preserve"> </w:t>
+      </w:r>
+      <w:r>
+        <w:t xml:space="preserve">“lossless”</w:t>
+      </w:r>
+      <w:r>
+        <w:t xml:space="preserve"> </w:t>
+      </w:r>
+      <w:r>
+        <w:t xml:space="preserve">special case). In</w:t>
+      </w:r>
+      <w:r>
+        <w:t xml:space="preserve"> </w:t>
+      </w:r>
+      <w:r>
+        <w:t xml:space="preserve">general it is</w:t>
+      </w:r>
+      <w:r>
+        <w:t xml:space="preserve"> </w:t>
+      </w:r>
+      <w:r>
+        <w:rPr>
+          <w:b/>
+          <w:bCs/>
+        </w:rPr>
+        <w:t xml:space="preserve">not</w:t>
+      </w:r>
+      <w:r>
+        <w:t xml:space="preserve"> </w:t>
+      </w:r>
+      <w:r>
+        <w:t xml:space="preserve">— so keep it ternary and map it by</w:t>
+      </w:r>
+      <w:r>
+        <w:t xml:space="preserve"> </w:t>
+      </w:r>
+      <w:r>
+        <w:rPr>
+          <w:b/>
+          <w:bCs/>
+        </w:rPr>
+        <w:t xml:space="preserve">rule 8</w:t>
+      </w:r>
+      <w:r>
+        <w:t xml:space="preserve"> </w:t>
+      </w:r>
+      <w:r>
+        <w:t xml:space="preserve">(§2.9): one</w:t>
+      </w:r>
+      <w:r>
+        <w:t xml:space="preserve"> </w:t>
+      </w:r>
+      <w:r>
+        <w:t xml:space="preserve">table with</w:t>
+      </w:r>
+      <w:r>
+        <w:t xml:space="preserve"> </w:t>
+      </w:r>
+      <w:r>
+        <w:rPr>
+          <w:b/>
+          <w:bCs/>
+        </w:rPr>
+        <w:t xml:space="preserve">all three keys</w:t>
+      </w:r>
+      <w:r>
+        <w:t xml:space="preserve"> </w:t>
+      </w:r>
+      <w:r>
+        <w:t xml:space="preserve">as the composite primary key.</w:t>
+      </w:r>
+    </w:p>
+    <w:p>
+      <w:pPr>
+        <w:pStyle w:val="BlockText"/>
+      </w:pPr>
+      <w:r>
+        <w:rPr>
+          <w:b/>
+          <w:bCs/>
+        </w:rPr>
+        <w:t xml:space="preserve">Exam nugget:</w:t>
+      </w:r>
+      <w:r>
+        <w:t xml:space="preserve"> </w:t>
+      </w:r>
+      <w:r>
+        <w:rPr>
+          <w:i/>
+          <w:iCs/>
+        </w:rPr>
+        <w:t xml:space="preserve">“Can every ternary relationship be replaced by three binary</w:t>
+      </w:r>
+      <w:r>
+        <w:rPr>
+          <w:i/>
+          <w:iCs/>
+        </w:rPr>
+        <w:t xml:space="preserve"> </w:t>
+      </w:r>
+      <w:r>
+        <w:rPr>
+          <w:i/>
+          <w:iCs/>
+        </w:rPr>
+        <w:t xml:space="preserve">relationships?”</w:t>
+      </w:r>
+      <w:r>
+        <w:t xml:space="preserve"> </w:t>
+      </w:r>
+      <w:r>
+        <w:t xml:space="preserve">→</w:t>
+      </w:r>
+      <w:r>
+        <w:t xml:space="preserve"> </w:t>
+      </w:r>
+      <w:r>
+        <w:rPr>
+          <w:b/>
+          <w:bCs/>
+        </w:rPr>
+        <w:t xml:space="preserve">No</w:t>
+      </w:r>
+      <w:r>
+        <w:t xml:space="preserve"> </w:t>
+      </w:r>
+      <w:r>
+        <w:t xml:space="preserve">(generally lossy). This one-word answer wins marks.</w:t>
+      </w:r>
+    </w:p>
+    <w:bookmarkEnd w:id="47"/>
+    <w:bookmarkStart w:id="48" w:name="concept-check-1"/>
     <w:p>
       <w:pPr>
         <w:pStyle w:val="Heading3"/>
@@ -5906,9 +7048,9 @@
         </w:pict>
       </w:r>
     </w:p>
-    <w:bookmarkEnd w:id="47"/>
     <w:bookmarkEnd w:id="48"/>
-    <w:bookmarkStart w:id="52" w:name="X53ed08fe287043b727e29c794d95cbaadf9ac82"/>
+    <w:bookmarkEnd w:id="49"/>
+    <w:bookmarkStart w:id="53" w:name="X53ed08fe287043b727e29c794d95cbaadf9ac82"/>
     <w:p>
       <w:pPr>
         <w:pStyle w:val="Heading2"/>
@@ -5947,18 +7089,18 @@
           <wp:inline>
             <wp:extent cx="5334000" cy="3700224"/>
             <wp:effectExtent b="0" l="0" r="0" t="0"/>
-            <wp:docPr descr="University ER diagram: STUDENT (roll_no key, name, cgpa derived) ENROLLS (grade) in COURSE (course_id key, title) as M:N; INSTRUCTOR (emp_id) TEACHES courses (1:N) and WORKS-IN DEPT (dept_id) as N:1." title="" id="50" name="Picture"/>
+            <wp:docPr descr="University ER diagram: STUDENT (roll_no key, name, cgpa derived) ENROLLS (grade) in COURSE (course_id key, title) as M:N; INSTRUCTOR (emp_id) TEACHES courses (1:N) and WORKS-IN DEPT (dept_id) as N:1." title="" id="51" name="Picture"/>
             <a:graphic>
               <a:graphicData uri="http://schemas.openxmlformats.org/drawingml/2006/picture">
                 <pic:pic>
                   <pic:nvPicPr>
-                    <pic:cNvPr descr="images/16_sample_er_university.png" id="51" name="Picture"/>
+                    <pic:cNvPr descr="images/16_sample_er_university.png" id="52" name="Picture"/>
                     <pic:cNvPicPr>
                       <a:picLocks noChangeArrowheads="1" noChangeAspect="1"/>
                     </pic:cNvPicPr>
                   </pic:nvPicPr>
                   <pic:blipFill>
-                    <a:blip r:embed="rId49"/>
+                    <a:blip r:embed="rId50"/>
                     <a:stretch>
                       <a:fillRect/>
                     </a:stretch>
@@ -6010,7 +7152,7 @@
         <w:pStyle w:val="Compact"/>
         <w:numPr>
           <w:ilvl w:val="0"/>
-          <w:numId w:val="1006"/>
+          <w:numId w:val="1007"/>
         </w:numPr>
       </w:pPr>
       <w:r>
@@ -6080,7 +7222,7 @@
         <w:pStyle w:val="Compact"/>
         <w:numPr>
           <w:ilvl w:val="0"/>
-          <w:numId w:val="1006"/>
+          <w:numId w:val="1007"/>
         </w:numPr>
       </w:pPr>
       <w:r>
@@ -6189,7 +7331,7 @@
         <w:pStyle w:val="Compact"/>
         <w:numPr>
           <w:ilvl w:val="0"/>
-          <w:numId w:val="1006"/>
+          <w:numId w:val="1007"/>
         </w:numPr>
       </w:pPr>
       <w:r>
@@ -6251,7 +7393,7 @@
         <w:pStyle w:val="Compact"/>
         <w:numPr>
           <w:ilvl w:val="0"/>
-          <w:numId w:val="1006"/>
+          <w:numId w:val="1007"/>
         </w:numPr>
       </w:pPr>
       <w:r>
@@ -6349,8 +7491,8 @@
         </w:pict>
       </w:r>
     </w:p>
-    <w:bookmarkEnd w:id="52"/>
-    <w:bookmarkStart w:id="62" w:name="X87fc63544a6938dd7bb7b3fffb14f6092511bc5"/>
+    <w:bookmarkEnd w:id="53"/>
+    <w:bookmarkStart w:id="63" w:name="X87fc63544a6938dd7bb7b3fffb14f6092511bc5"/>
     <w:p>
       <w:pPr>
         <w:pStyle w:val="Heading2"/>
@@ -6412,7 +7554,7 @@
         <w:t xml:space="preserve">adds three features.</w:t>
       </w:r>
     </w:p>
-    <w:bookmarkStart w:id="56" w:name="Xee12f1266383ba5e10ddb55b1235810cb1cc8f6"/>
+    <w:bookmarkStart w:id="57" w:name="Xee12f1266383ba5e10ddb55b1235810cb1cc8f6"/>
     <w:p>
       <w:pPr>
         <w:pStyle w:val="Heading3"/>
@@ -6430,18 +7572,18 @@
           <wp:inline>
             <wp:extent cx="5334000" cy="3353869"/>
             <wp:effectExtent b="0" l="0" r="0" t="0"/>
-            <wp:docPr descr="EER ISA hierarchy: PERSON superclass (person_id, name) specializes into STUDENT (cgpa), STAFF (salary), ALUMNI (grad_year) via an ISA triangle; subclasses inherit superclass attributes." title="" id="54" name="Picture"/>
+            <wp:docPr descr="EER ISA hierarchy: PERSON superclass (person_id, name) specializes into STUDENT (cgpa), STAFF (salary), ALUMNI (grad_year) via an ISA triangle; subclasses inherit superclass attributes." title="" id="55" name="Picture"/>
             <a:graphic>
               <a:graphicData uri="http://schemas.openxmlformats.org/drawingml/2006/picture">
                 <pic:pic>
                   <pic:nvPicPr>
-                    <pic:cNvPr descr="images/17_eer_specialization.png" id="55" name="Picture"/>
+                    <pic:cNvPr descr="images/17_eer_specialization.png" id="56" name="Picture"/>
                     <pic:cNvPicPr>
                       <a:picLocks noChangeArrowheads="1" noChangeAspect="1"/>
                     </pic:cNvPicPr>
                   </pic:nvPicPr>
                   <pic:blipFill>
-                    <a:blip r:embed="rId53"/>
+                    <a:blip r:embed="rId54"/>
                     <a:stretch>
                       <a:fillRect/>
                     </a:stretch>
@@ -6481,7 +7623,7 @@
         <w:pStyle w:val="Compact"/>
         <w:numPr>
           <w:ilvl w:val="0"/>
-          <w:numId w:val="1007"/>
+          <w:numId w:val="1008"/>
         </w:numPr>
       </w:pPr>
       <w:r>
@@ -6563,7 +7705,7 @@
         <w:pStyle w:val="Compact"/>
         <w:numPr>
           <w:ilvl w:val="0"/>
-          <w:numId w:val="1007"/>
+          <w:numId w:val="1008"/>
         </w:numPr>
       </w:pPr>
       <w:r>
@@ -6657,7 +7799,7 @@
         <w:pStyle w:val="Compact"/>
         <w:numPr>
           <w:ilvl w:val="0"/>
-          <w:numId w:val="1007"/>
+          <w:numId w:val="1008"/>
         </w:numPr>
       </w:pPr>
       <w:r>
@@ -6730,7 +7872,7 @@
         <w:pStyle w:val="Compact"/>
         <w:numPr>
           <w:ilvl w:val="0"/>
-          <w:numId w:val="1007"/>
+          <w:numId w:val="1008"/>
         </w:numPr>
       </w:pPr>
       <w:r>
@@ -7111,7 +8253,7 @@
         <w:pStyle w:val="Compact"/>
         <w:numPr>
           <w:ilvl w:val="0"/>
-          <w:numId w:val="1008"/>
+          <w:numId w:val="1009"/>
         </w:numPr>
       </w:pPr>
       <w:r>
@@ -7185,7 +8327,7 @@
         <w:pStyle w:val="Compact"/>
         <w:numPr>
           <w:ilvl w:val="0"/>
-          <w:numId w:val="1008"/>
+          <w:numId w:val="1009"/>
         </w:numPr>
       </w:pPr>
       <w:r>
@@ -7322,8 +8464,8 @@
         <w:t xml:space="preserve">, and the shared subclass inherits attributes from all its parents.</w:t>
       </w:r>
     </w:p>
-    <w:bookmarkEnd w:id="56"/>
-    <w:bookmarkStart w:id="60" w:name="aggregation"/>
+    <w:bookmarkEnd w:id="57"/>
+    <w:bookmarkStart w:id="61" w:name="aggregation"/>
     <w:p>
       <w:pPr>
         <w:pStyle w:val="Heading3"/>
@@ -7341,18 +8483,18 @@
           <wp:inline>
             <wp:extent cx="5334000" cy="2660650"/>
             <wp:effectExtent b="0" l="0" r="0" t="0"/>
-            <wp:docPr descr="EER aggregation: the relationship (EMPLOYEE WORKS-ON PROJECT), enclosed in a dashed box, is treated as a higher-level entity that participates in the USES relationship with MACHINERY." title="" id="58" name="Picture"/>
+            <wp:docPr descr="EER aggregation: the relationship (EMPLOYEE WORKS-ON PROJECT), enclosed in a dashed box, is treated as a higher-level entity that participates in the USES relationship with MACHINERY." title="" id="59" name="Picture"/>
             <a:graphic>
               <a:graphicData uri="http://schemas.openxmlformats.org/drawingml/2006/picture">
                 <pic:pic>
                   <pic:nvPicPr>
-                    <pic:cNvPr descr="images/18_aggregation.png" id="59" name="Picture"/>
+                    <pic:cNvPr descr="images/18_aggregation.png" id="60" name="Picture"/>
                     <pic:cNvPicPr>
                       <a:picLocks noChangeArrowheads="1" noChangeAspect="1"/>
                     </pic:cNvPicPr>
                   </pic:nvPicPr>
                   <pic:blipFill>
-                    <a:blip r:embed="rId57"/>
+                    <a:blip r:embed="rId58"/>
                     <a:stretch>
                       <a:fillRect/>
                     </a:stretch>
@@ -7553,8 +8695,8 @@
         <w:t xml:space="preserve">entity, so it can take part in further relationships.”</w:t>
       </w:r>
     </w:p>
-    <w:bookmarkEnd w:id="60"/>
-    <w:bookmarkStart w:id="61" w:name="Xb6a58f880709c167bb033f4bc146fcd192c3c22"/>
+    <w:bookmarkEnd w:id="61"/>
+    <w:bookmarkStart w:id="62" w:name="Xb6a58f880709c167bb033f4bc146fcd192c3c22"/>
     <w:p>
       <w:pPr>
         <w:pStyle w:val="Heading3"/>
@@ -7624,7 +8766,7 @@
         <w:pStyle w:val="Compact"/>
         <w:numPr>
           <w:ilvl w:val="0"/>
-          <w:numId w:val="1009"/>
+          <w:numId w:val="1010"/>
         </w:numPr>
       </w:pPr>
       <w:r>
@@ -7692,7 +8834,7 @@
         <w:pStyle w:val="Compact"/>
         <w:numPr>
           <w:ilvl w:val="0"/>
-          <w:numId w:val="1009"/>
+          <w:numId w:val="1010"/>
         </w:numPr>
       </w:pPr>
       <w:r>
@@ -7946,9 +9088,9 @@
         </w:pict>
       </w:r>
     </w:p>
-    <w:bookmarkEnd w:id="61"/>
     <w:bookmarkEnd w:id="62"/>
-    <w:bookmarkStart w:id="63" w:name="Xd0c98d74dd2046e850bbb078d61f2ee32bd1089"/>
+    <w:bookmarkEnd w:id="63"/>
+    <w:bookmarkStart w:id="64" w:name="Xd0c98d74dd2046e850bbb078d61f2ee32bd1089"/>
     <w:p>
       <w:pPr>
         <w:pStyle w:val="Heading2"/>
@@ -8079,8 +9221,8 @@
         </w:pict>
       </w:r>
     </w:p>
-    <w:bookmarkEnd w:id="63"/>
-    <w:bookmarkStart w:id="68" w:name="er-relational-mapping-the-8-rules"/>
+    <w:bookmarkEnd w:id="64"/>
+    <w:bookmarkStart w:id="69" w:name="er-relational-mapping-the-8-rules"/>
     <w:p>
       <w:pPr>
         <w:pStyle w:val="Heading2"/>
@@ -8142,18 +9284,18 @@
           <wp:inline>
             <wp:extent cx="5334000" cy="3353869"/>
             <wp:effectExtent b="0" l="0" r="0" t="0"/>
-            <wp:docPr descr="ER-to-relational mapping: 8 rules covering strong entity, weak entity, 1:1, 1:N, M:N, multivalued attribute, specialization, and ternary relationship." title="" id="65" name="Picture"/>
+            <wp:docPr descr="ER-to-relational mapping: 8 rules covering strong entity, weak entity, 1:1, 1:N, M:N, multivalued attribute, specialization, and ternary relationship." title="" id="66" name="Picture"/>
             <a:graphic>
               <a:graphicData uri="http://schemas.openxmlformats.org/drawingml/2006/picture">
                 <pic:pic>
                   <pic:nvPicPr>
-                    <pic:cNvPr descr="images/19_er_to_relational.png" id="66" name="Picture"/>
+                    <pic:cNvPr descr="images/19_er_to_relational.png" id="67" name="Picture"/>
                     <pic:cNvPicPr>
                       <a:picLocks noChangeArrowheads="1" noChangeAspect="1"/>
                     </pic:cNvPicPr>
                   </pic:nvPicPr>
                   <pic:blipFill>
-                    <a:blip r:embed="rId64"/>
+                    <a:blip r:embed="rId65"/>
                     <a:stretch>
                       <a:fillRect/>
                     </a:stretch>
@@ -8193,7 +9335,7 @@
         <w:pStyle w:val="Compact"/>
         <w:numPr>
           <w:ilvl w:val="0"/>
-          <w:numId w:val="1010"/>
+          <w:numId w:val="1011"/>
         </w:numPr>
       </w:pPr>
       <w:r>
@@ -8237,7 +9379,7 @@
         <w:pStyle w:val="Compact"/>
         <w:numPr>
           <w:ilvl w:val="0"/>
-          <w:numId w:val="1010"/>
+          <w:numId w:val="1011"/>
         </w:numPr>
       </w:pPr>
       <w:r>
@@ -8311,7 +9453,7 @@
         <w:pStyle w:val="Compact"/>
         <w:numPr>
           <w:ilvl w:val="0"/>
-          <w:numId w:val="1010"/>
+          <w:numId w:val="1011"/>
         </w:numPr>
       </w:pPr>
       <w:r>
@@ -8446,7 +9588,7 @@
         <w:pStyle w:val="Compact"/>
         <w:numPr>
           <w:ilvl w:val="0"/>
-          <w:numId w:val="1010"/>
+          <w:numId w:val="1011"/>
         </w:numPr>
       </w:pPr>
       <w:r>
@@ -8561,7 +9703,7 @@
         <w:pStyle w:val="Compact"/>
         <w:numPr>
           <w:ilvl w:val="0"/>
-          <w:numId w:val="1010"/>
+          <w:numId w:val="1011"/>
         </w:numPr>
       </w:pPr>
       <w:r>
@@ -8625,7 +9767,7 @@
         <w:pStyle w:val="Compact"/>
         <w:numPr>
           <w:ilvl w:val="0"/>
-          <w:numId w:val="1010"/>
+          <w:numId w:val="1011"/>
         </w:numPr>
       </w:pPr>
       <w:r>
@@ -8662,7 +9804,7 @@
         <w:pStyle w:val="Compact"/>
         <w:numPr>
           <w:ilvl w:val="0"/>
-          <w:numId w:val="1010"/>
+          <w:numId w:val="1011"/>
         </w:numPr>
       </w:pPr>
       <w:r>
@@ -8702,7 +9844,7 @@
         <w:pStyle w:val="Compact"/>
         <w:numPr>
           <w:ilvl w:val="0"/>
-          <w:numId w:val="1010"/>
+          <w:numId w:val="1011"/>
         </w:numPr>
       </w:pPr>
       <w:r>
@@ -8931,7 +10073,7 @@
         <w:t xml:space="preserve">expects.</w:t>
       </w:r>
     </w:p>
-    <w:bookmarkStart w:id="67" w:name="dry-run-count-the-tables-exam-style"/>
+    <w:bookmarkStart w:id="68" w:name="dry-run-count-the-tables-exam-style"/>
     <w:p>
       <w:pPr>
         <w:pStyle w:val="Heading3"/>
@@ -9208,9 +10350,9 @@
         </w:pict>
       </w:r>
     </w:p>
-    <w:bookmarkEnd w:id="67"/>
     <w:bookmarkEnd w:id="68"/>
-    <w:bookmarkStart w:id="72" w:name="X5fe2ba626ba33d16857505a2b7dcb052c179dbc"/>
+    <w:bookmarkEnd w:id="69"/>
+    <w:bookmarkStart w:id="73" w:name="X5fe2ba626ba33d16857505a2b7dcb052c179dbc"/>
     <w:p>
       <w:pPr>
         <w:pStyle w:val="Heading2"/>
@@ -9228,18 +10370,18 @@
           <wp:inline>
             <wp:extent cx="5334000" cy="8382845"/>
             <wp:effectExtent b="0" l="0" r="0" t="0"/>
-            <wp:docPr descr="Flowchart for ER design: read requirements → find entities (nouns) → list attributes + mark keys → spot weak entities → find relationships (verbs) → set cardinality + participation → add EER (ISA/aggregation) → apply 8 mapping rules → schema ready." title="" id="70" name="Picture"/>
+            <wp:docPr descr="Flowchart for ER design: read requirements → find entities (nouns) → list attributes + mark keys → spot weak entities → find relationships (verbs) → set cardinality + participation → add EER (ISA/aggregation) → apply 8 mapping rules → schema ready." title="" id="71" name="Picture"/>
             <a:graphic>
               <a:graphicData uri="http://schemas.openxmlformats.org/drawingml/2006/picture">
                 <pic:pic>
                   <pic:nvPicPr>
-                    <pic:cNvPr descr="images/20_fc_er_design.png" id="71" name="Picture"/>
+                    <pic:cNvPr descr="images/20_fc_er_design.png" id="72" name="Picture"/>
                     <pic:cNvPicPr>
                       <a:picLocks noChangeArrowheads="1" noChangeAspect="1"/>
                     </pic:cNvPicPr>
                   </pic:nvPicPr>
                   <pic:blipFill>
-                    <a:blip r:embed="rId69"/>
+                    <a:blip r:embed="rId70"/>
                     <a:stretch>
                       <a:fillRect/>
                     </a:stretch>
@@ -9291,7 +10433,7 @@
         <w:pStyle w:val="Compact"/>
         <w:numPr>
           <w:ilvl w:val="0"/>
-          <w:numId w:val="1011"/>
+          <w:numId w:val="1012"/>
         </w:numPr>
       </w:pPr>
       <w:r>
@@ -9322,157 +10464,6 @@
       </w:r>
       <w:r>
         <w:t xml:space="preserve">/ attributes.</w:t>
-      </w:r>
-    </w:p>
-    <w:p>
-      <w:pPr>
-        <w:pStyle w:val="Compact"/>
-        <w:numPr>
-          <w:ilvl w:val="0"/>
-          <w:numId w:val="1011"/>
-        </w:numPr>
-      </w:pPr>
-      <w:r>
-        <w:rPr>
-          <w:b/>
-          <w:bCs/>
-        </w:rPr>
-        <w:t xml:space="preserve">Verbs</w:t>
-      </w:r>
-      <w:r>
-        <w:t xml:space="preserve"> </w:t>
-      </w:r>
-      <w:r>
-        <w:t xml:space="preserve">→ candidate</w:t>
-      </w:r>
-      <w:r>
-        <w:t xml:space="preserve"> </w:t>
-      </w:r>
-      <w:r>
-        <w:rPr>
-          <w:b/>
-          <w:bCs/>
-        </w:rPr>
-        <w:t xml:space="preserve">relationships</w:t>
-      </w:r>
-      <w:r>
-        <w:t xml:space="preserve">.</w:t>
-      </w:r>
-    </w:p>
-    <w:p>
-      <w:pPr>
-        <w:pStyle w:val="Compact"/>
-        <w:numPr>
-          <w:ilvl w:val="0"/>
-          <w:numId w:val="1011"/>
-        </w:numPr>
-      </w:pPr>
-      <w:r>
-        <w:t xml:space="preserve">Ask of each entity:</w:t>
-      </w:r>
-      <w:r>
-        <w:t xml:space="preserve"> </w:t>
-      </w:r>
-      <w:r>
-        <w:rPr>
-          <w:i/>
-          <w:iCs/>
-        </w:rPr>
-        <w:t xml:space="preserve">does it have its own key?</w:t>
-      </w:r>
-      <w:r>
-        <w:t xml:space="preserve"> </w:t>
-      </w:r>
-      <w:r>
-        <w:t xml:space="preserve">If no →</w:t>
-      </w:r>
-      <w:r>
-        <w:t xml:space="preserve"> </w:t>
-      </w:r>
-      <w:r>
-        <w:rPr>
-          <w:b/>
-          <w:bCs/>
-        </w:rPr>
-        <w:t xml:space="preserve">weak</w:t>
-      </w:r>
-      <w:r>
-        <w:t xml:space="preserve">.</w:t>
-      </w:r>
-    </w:p>
-    <w:p>
-      <w:pPr>
-        <w:pStyle w:val="Compact"/>
-        <w:numPr>
-          <w:ilvl w:val="0"/>
-          <w:numId w:val="1011"/>
-        </w:numPr>
-      </w:pPr>
-      <w:r>
-        <w:t xml:space="preserve">Ask of each relationship:</w:t>
-      </w:r>
-      <w:r>
-        <w:t xml:space="preserve"> </w:t>
-      </w:r>
-      <w:r>
-        <w:rPr>
-          <w:i/>
-          <w:iCs/>
-        </w:rPr>
-        <w:t xml:space="preserve">how many ↔ how many?</w:t>
-      </w:r>
-      <w:r>
-        <w:t xml:space="preserve"> </w:t>
-      </w:r>
-      <w:r>
-        <w:t xml:space="preserve">(cardinality) and</w:t>
-      </w:r>
-      <w:r>
-        <w:t xml:space="preserve"> </w:t>
-      </w:r>
-      <w:r>
-        <w:rPr>
-          <w:i/>
-          <w:iCs/>
-        </w:rPr>
-        <w:t xml:space="preserve">must all</w:t>
-      </w:r>
-      <w:r>
-        <w:rPr>
-          <w:i/>
-          <w:iCs/>
-        </w:rPr>
-        <w:t xml:space="preserve"> </w:t>
-      </w:r>
-      <w:r>
-        <w:rPr>
-          <w:i/>
-          <w:iCs/>
-        </w:rPr>
-        <w:t xml:space="preserve">participate?</w:t>
-      </w:r>
-      <w:r>
-        <w:t xml:space="preserve"> </w:t>
-      </w:r>
-      <w:r>
-        <w:t xml:space="preserve">(participation).</w:t>
-      </w:r>
-    </w:p>
-    <w:p>
-      <w:r>
-        <w:pict>
-          <v:rect style="width:0;height:1.5pt" o:hralign="center" o:hrstd="t" o:hr="t"/>
-        </w:pict>
-      </w:r>
-    </w:p>
-    <w:bookmarkEnd w:id="72"/>
-    <w:bookmarkStart w:id="73" w:name="real-world-backend-perspectives"/>
-    <w:p>
-      <w:pPr>
-        <w:pStyle w:val="Heading2"/>
-      </w:pPr>
-      <w:r>
-        <w:t xml:space="preserve">2.11 Real-World &amp; Backend Perspectives</w:t>
       </w:r>
     </w:p>
     <w:p>
@@ -9488,82 +10479,26 @@
           <w:b/>
           <w:bCs/>
         </w:rPr>
-        <w:t xml:space="preserve">Real-world / backend:</w:t>
-      </w:r>
-      <w:r>
-        <w:t xml:space="preserve"> </w:t>
-      </w:r>
-      <w:r>
-        <w:t xml:space="preserve">ER diagrams are the standard first step in any product</w:t>
-      </w:r>
-      <w:r>
-        <w:t xml:space="preserve"> </w:t>
-      </w:r>
-      <w:r>
-        <w:t xml:space="preserve">database design. Tools (dbdiagram.io, MySQL Workbench, draw.io) let teams agree</w:t>
-      </w:r>
-      <w:r>
-        <w:t xml:space="preserve"> </w:t>
-      </w:r>
-      <w:r>
-        <w:t xml:space="preserve">on the model before coding. The</w:t>
-      </w:r>
-      <w:r>
-        <w:t xml:space="preserve"> </w:t>
-      </w:r>
-      <w:r>
-        <w:t xml:space="preserve">“M:N needs a join table”</w:t>
-      </w:r>
-      <w:r>
-        <w:t xml:space="preserve"> </w:t>
-      </w:r>
-      <w:r>
-        <w:t xml:space="preserve">rule is something</w:t>
-      </w:r>
-      <w:r>
-        <w:t xml:space="preserve"> </w:t>
-      </w:r>
-      <w:r>
-        <w:t xml:space="preserve">backend engineers apply weekly (e.g. </w:t>
-      </w:r>
-      <w:r>
-        <w:rPr>
-          <w:rStyle w:val="VerbatimChar"/>
-        </w:rPr>
-        <w:t xml:space="preserve">users</w:t>
-      </w:r>
-      <w:r>
-        <w:t xml:space="preserve"> </w:t>
-      </w:r>
-      <w:r>
-        <w:t xml:space="preserve">↔</w:t>
-      </w:r>
-      <w:r>
-        <w:t xml:space="preserve"> </w:t>
-      </w:r>
-      <w:r>
-        <w:rPr>
-          <w:rStyle w:val="VerbatimChar"/>
-        </w:rPr>
-        <w:t xml:space="preserve">roles</w:t>
-      </w:r>
-      <w:r>
-        <w:t xml:space="preserve"> </w:t>
-      </w:r>
-      <w:r>
-        <w:t xml:space="preserve">→</w:t>
-      </w:r>
-      <w:r>
-        <w:t xml:space="preserve"> </w:t>
-      </w:r>
-      <w:r>
-        <w:rPr>
-          <w:rStyle w:val="VerbatimChar"/>
-        </w:rPr>
-        <w:t xml:space="preserve">user_roles</w:t>
-      </w:r>
-      <w:r>
-        <w:t xml:space="preserve">).</w:t>
+        <w:t xml:space="preserve">Verbs</w:t>
+      </w:r>
+      <w:r>
+        <w:t xml:space="preserve"> </w:t>
+      </w:r>
+      <w:r>
+        <w:t xml:space="preserve">→ candidate</w:t>
+      </w:r>
+      <w:r>
+        <w:t xml:space="preserve"> </w:t>
+      </w:r>
+      <w:r>
+        <w:rPr>
+          <w:b/>
+          <w:bCs/>
+        </w:rPr>
+        <w:t xml:space="preserve">relationships</w:t>
+      </w:r>
+      <w:r>
+        <w:t xml:space="preserve">.</w:t>
       </w:r>
     </w:p>
     <w:p>
@@ -9575,29 +10510,94 @@
         </w:numPr>
       </w:pPr>
       <w:r>
-        <w:rPr>
-          <w:b/>
-          <w:bCs/>
-        </w:rPr>
-        <w:t xml:space="preserve">System design:</w:t>
-      </w:r>
-      <w:r>
-        <w:t xml:space="preserve"> </w:t>
-      </w:r>
-      <w:r>
-        <w:t xml:space="preserve">the ER model is how you communicate a data model in a design</w:t>
-      </w:r>
-      <w:r>
-        <w:t xml:space="preserve"> </w:t>
-      </w:r>
-      <w:r>
-        <w:t xml:space="preserve">interview — draw entities and relationships before discussing sharding or</w:t>
-      </w:r>
-      <w:r>
-        <w:t xml:space="preserve"> </w:t>
-      </w:r>
-      <w:r>
-        <w:t xml:space="preserve">caching.</w:t>
+        <w:t xml:space="preserve">Ask of each entity:</w:t>
+      </w:r>
+      <w:r>
+        <w:t xml:space="preserve"> </w:t>
+      </w:r>
+      <w:r>
+        <w:rPr>
+          <w:i/>
+          <w:iCs/>
+        </w:rPr>
+        <w:t xml:space="preserve">does it have its own key?</w:t>
+      </w:r>
+      <w:r>
+        <w:t xml:space="preserve"> </w:t>
+      </w:r>
+      <w:r>
+        <w:t xml:space="preserve">If no →</w:t>
+      </w:r>
+      <w:r>
+        <w:t xml:space="preserve"> </w:t>
+      </w:r>
+      <w:r>
+        <w:rPr>
+          <w:b/>
+          <w:bCs/>
+        </w:rPr>
+        <w:t xml:space="preserve">weak</w:t>
+      </w:r>
+      <w:r>
+        <w:t xml:space="preserve">.</w:t>
+      </w:r>
+    </w:p>
+    <w:p>
+      <w:pPr>
+        <w:pStyle w:val="Compact"/>
+        <w:numPr>
+          <w:ilvl w:val="0"/>
+          <w:numId w:val="1012"/>
+        </w:numPr>
+      </w:pPr>
+      <w:r>
+        <w:t xml:space="preserve">Ask of each relationship:</w:t>
+      </w:r>
+      <w:r>
+        <w:t xml:space="preserve"> </w:t>
+      </w:r>
+      <w:r>
+        <w:rPr>
+          <w:i/>
+          <w:iCs/>
+        </w:rPr>
+        <w:t xml:space="preserve">how many ↔ how many?</w:t>
+      </w:r>
+      <w:r>
+        <w:t xml:space="preserve"> </w:t>
+      </w:r>
+      <w:r>
+        <w:t xml:space="preserve">(cardinality) and</w:t>
+      </w:r>
+      <w:r>
+        <w:t xml:space="preserve"> </w:t>
+      </w:r>
+      <w:r>
+        <w:rPr>
+          <w:i/>
+          <w:iCs/>
+        </w:rPr>
+        <w:t xml:space="preserve">must all</w:t>
+      </w:r>
+      <w:r>
+        <w:rPr>
+          <w:i/>
+          <w:iCs/>
+        </w:rPr>
+        <w:t xml:space="preserve"> </w:t>
+      </w:r>
+      <w:r>
+        <w:rPr>
+          <w:i/>
+          <w:iCs/>
+        </w:rPr>
+        <w:t xml:space="preserve">participate?</w:t>
+      </w:r>
+      <w:r>
+        <w:t xml:space="preserve"> </w:t>
+      </w:r>
+      <w:r>
+        <w:t xml:space="preserve">(participation).</w:t>
       </w:r>
     </w:p>
     <w:p>
@@ -9608,7 +10608,149 @@
       </w:r>
     </w:p>
     <w:bookmarkEnd w:id="73"/>
-    <w:bookmarkStart w:id="74" w:name="tradeoffs-common-mistakes-edge-cases"/>
+    <w:bookmarkStart w:id="74" w:name="real-world-backend-perspectives"/>
+    <w:p>
+      <w:pPr>
+        <w:pStyle w:val="Heading2"/>
+      </w:pPr>
+      <w:r>
+        <w:t xml:space="preserve">2.11 Real-World &amp; Backend Perspectives</w:t>
+      </w:r>
+    </w:p>
+    <w:p>
+      <w:pPr>
+        <w:pStyle w:val="Compact"/>
+        <w:numPr>
+          <w:ilvl w:val="0"/>
+          <w:numId w:val="1013"/>
+        </w:numPr>
+      </w:pPr>
+      <w:r>
+        <w:rPr>
+          <w:b/>
+          <w:bCs/>
+        </w:rPr>
+        <w:t xml:space="preserve">Real-world / backend:</w:t>
+      </w:r>
+      <w:r>
+        <w:t xml:space="preserve"> </w:t>
+      </w:r>
+      <w:r>
+        <w:t xml:space="preserve">ER diagrams are the standard first step in any product</w:t>
+      </w:r>
+      <w:r>
+        <w:t xml:space="preserve"> </w:t>
+      </w:r>
+      <w:r>
+        <w:t xml:space="preserve">database design. Tools (dbdiagram.io, MySQL Workbench, draw.io) let teams agree</w:t>
+      </w:r>
+      <w:r>
+        <w:t xml:space="preserve"> </w:t>
+      </w:r>
+      <w:r>
+        <w:t xml:space="preserve">on the model before coding. The</w:t>
+      </w:r>
+      <w:r>
+        <w:t xml:space="preserve"> </w:t>
+      </w:r>
+      <w:r>
+        <w:t xml:space="preserve">“M:N needs a join table”</w:t>
+      </w:r>
+      <w:r>
+        <w:t xml:space="preserve"> </w:t>
+      </w:r>
+      <w:r>
+        <w:t xml:space="preserve">rule is something</w:t>
+      </w:r>
+      <w:r>
+        <w:t xml:space="preserve"> </w:t>
+      </w:r>
+      <w:r>
+        <w:t xml:space="preserve">backend engineers apply weekly (e.g. </w:t>
+      </w:r>
+      <w:r>
+        <w:rPr>
+          <w:rStyle w:val="VerbatimChar"/>
+        </w:rPr>
+        <w:t xml:space="preserve">users</w:t>
+      </w:r>
+      <w:r>
+        <w:t xml:space="preserve"> </w:t>
+      </w:r>
+      <w:r>
+        <w:t xml:space="preserve">↔</w:t>
+      </w:r>
+      <w:r>
+        <w:t xml:space="preserve"> </w:t>
+      </w:r>
+      <w:r>
+        <w:rPr>
+          <w:rStyle w:val="VerbatimChar"/>
+        </w:rPr>
+        <w:t xml:space="preserve">roles</w:t>
+      </w:r>
+      <w:r>
+        <w:t xml:space="preserve"> </w:t>
+      </w:r>
+      <w:r>
+        <w:t xml:space="preserve">→</w:t>
+      </w:r>
+      <w:r>
+        <w:t xml:space="preserve"> </w:t>
+      </w:r>
+      <w:r>
+        <w:rPr>
+          <w:rStyle w:val="VerbatimChar"/>
+        </w:rPr>
+        <w:t xml:space="preserve">user_roles</w:t>
+      </w:r>
+      <w:r>
+        <w:t xml:space="preserve">).</w:t>
+      </w:r>
+    </w:p>
+    <w:p>
+      <w:pPr>
+        <w:pStyle w:val="Compact"/>
+        <w:numPr>
+          <w:ilvl w:val="0"/>
+          <w:numId w:val="1013"/>
+        </w:numPr>
+      </w:pPr>
+      <w:r>
+        <w:rPr>
+          <w:b/>
+          <w:bCs/>
+        </w:rPr>
+        <w:t xml:space="preserve">System design:</w:t>
+      </w:r>
+      <w:r>
+        <w:t xml:space="preserve"> </w:t>
+      </w:r>
+      <w:r>
+        <w:t xml:space="preserve">the ER model is how you communicate a data model in a design</w:t>
+      </w:r>
+      <w:r>
+        <w:t xml:space="preserve"> </w:t>
+      </w:r>
+      <w:r>
+        <w:t xml:space="preserve">interview — draw entities and relationships before discussing sharding or</w:t>
+      </w:r>
+      <w:r>
+        <w:t xml:space="preserve"> </w:t>
+      </w:r>
+      <w:r>
+        <w:t xml:space="preserve">caching.</w:t>
+      </w:r>
+    </w:p>
+    <w:p>
+      <w:r>
+        <w:pict>
+          <v:rect style="width:0;height:1.5pt" o:hralign="center" o:hrstd="t" o:hr="t"/>
+        </w:pict>
+      </w:r>
+    </w:p>
+    <w:bookmarkEnd w:id="74"/>
+    <w:bookmarkStart w:id="75" w:name="tradeoffs-common-mistakes-edge-cases"/>
     <w:p>
       <w:pPr>
         <w:pStyle w:val="Heading2"/>
@@ -10112,8 +11254,8 @@
         </w:pict>
       </w:r>
     </w:p>
-    <w:bookmarkEnd w:id="74"/>
-    <w:bookmarkStart w:id="75" w:name="concept-checks-mcqs"/>
+    <w:bookmarkEnd w:id="75"/>
+    <w:bookmarkStart w:id="76" w:name="concept-checks-mcqs"/>
     <w:p>
       <w:pPr>
         <w:pStyle w:val="Heading2"/>
@@ -10127,7 +11269,7 @@
         <w:pStyle w:val="Compact"/>
         <w:numPr>
           <w:ilvl w:val="0"/>
-          <w:numId w:val="1013"/>
+          <w:numId w:val="1014"/>
         </w:numPr>
       </w:pPr>
       <w:r>
@@ -10152,7 +11294,7 @@
         <w:pStyle w:val="Compact"/>
         <w:numPr>
           <w:ilvl w:val="0"/>
-          <w:numId w:val="1013"/>
+          <w:numId w:val="1014"/>
         </w:numPr>
       </w:pPr>
       <w:r>
@@ -10177,7 +11319,7 @@
         <w:pStyle w:val="Compact"/>
         <w:numPr>
           <w:ilvl w:val="0"/>
-          <w:numId w:val="1013"/>
+          <w:numId w:val="1014"/>
         </w:numPr>
       </w:pPr>
       <w:r>
@@ -10202,7 +11344,7 @@
         <w:pStyle w:val="Compact"/>
         <w:numPr>
           <w:ilvl w:val="0"/>
-          <w:numId w:val="1013"/>
+          <w:numId w:val="1014"/>
         </w:numPr>
       </w:pPr>
       <w:r>
@@ -10227,7 +11369,7 @@
         <w:pStyle w:val="Compact"/>
         <w:numPr>
           <w:ilvl w:val="0"/>
-          <w:numId w:val="1013"/>
+          <w:numId w:val="1014"/>
         </w:numPr>
       </w:pPr>
       <w:r>
@@ -10261,7 +11403,7 @@
         <w:pStyle w:val="Compact"/>
         <w:numPr>
           <w:ilvl w:val="0"/>
-          <w:numId w:val="1013"/>
+          <w:numId w:val="1014"/>
         </w:numPr>
       </w:pPr>
       <w:r>
@@ -10286,7 +11428,7 @@
         <w:pStyle w:val="Compact"/>
         <w:numPr>
           <w:ilvl w:val="0"/>
-          <w:numId w:val="1013"/>
+          <w:numId w:val="1014"/>
         </w:numPr>
       </w:pPr>
       <w:r>
@@ -10325,7 +11467,7 @@
         <w:pStyle w:val="Compact"/>
         <w:numPr>
           <w:ilvl w:val="0"/>
-          <w:numId w:val="1013"/>
+          <w:numId w:val="1014"/>
         </w:numPr>
       </w:pPr>
       <w:r>
@@ -10364,7 +11506,7 @@
         <w:pStyle w:val="Compact"/>
         <w:numPr>
           <w:ilvl w:val="0"/>
-          <w:numId w:val="1013"/>
+          <w:numId w:val="1014"/>
         </w:numPr>
       </w:pPr>
       <w:r>
@@ -10399,7 +11541,7 @@
         <w:pStyle w:val="Compact"/>
         <w:numPr>
           <w:ilvl w:val="0"/>
-          <w:numId w:val="1013"/>
+          <w:numId w:val="1014"/>
         </w:numPr>
       </w:pPr>
       <w:r>
@@ -10426,6 +11568,253 @@
       </w:r>
       <w:r>
         <w:t xml:space="preserve">.</w:t>
+      </w:r>
+    </w:p>
+    <w:p>
+      <w:pPr>
+        <w:pStyle w:val="Compact"/>
+        <w:numPr>
+          <w:ilvl w:val="0"/>
+          <w:numId w:val="1014"/>
+        </w:numPr>
+      </w:pPr>
+      <w:r>
+        <w:t xml:space="preserve">Can every ternary relationship be replaced by three binary relationships</w:t>
+      </w:r>
+      <w:r>
+        <w:t xml:space="preserve"> </w:t>
+      </w:r>
+      <w:r>
+        <w:t xml:space="preserve">without losing information? →</w:t>
+      </w:r>
+      <w:r>
+        <w:t xml:space="preserve"> </w:t>
+      </w:r>
+      <w:r>
+        <w:rPr>
+          <w:b/>
+          <w:bCs/>
+        </w:rPr>
+        <w:t xml:space="preserve">No</w:t>
+      </w:r>
+      <w:r>
+        <w:t xml:space="preserve"> </w:t>
+      </w:r>
+      <w:r>
+        <w:t xml:space="preserve">(generally lossy; keep it ternary).</w:t>
+      </w:r>
+    </w:p>
+    <w:p>
+      <w:pPr>
+        <w:pStyle w:val="Compact"/>
+        <w:numPr>
+          <w:ilvl w:val="0"/>
+          <w:numId w:val="1014"/>
+        </w:numPr>
+      </w:pPr>
+      <w:r>
+        <w:t xml:space="preserve">In</w:t>
+      </w:r>
+      <w:r>
+        <w:t xml:space="preserve"> </w:t>
+      </w:r>
+      <w:r>
+        <w:rPr>
+          <w:rStyle w:val="VerbatimChar"/>
+        </w:rPr>
+        <w:t xml:space="preserve">(min,max)</w:t>
+      </w:r>
+      <w:r>
+        <w:t xml:space="preserve"> </w:t>
+      </w:r>
+      <w:r>
+        <w:t xml:space="preserve">notation on an EMPLOYEE that belongs to exactly one DEPT, the</w:t>
+      </w:r>
+      <w:r>
+        <w:t xml:space="preserve"> </w:t>
+      </w:r>
+      <w:r>
+        <w:t xml:space="preserve">EMPLOYEE end reads ___ →</w:t>
+      </w:r>
+      <w:r>
+        <w:t xml:space="preserve"> </w:t>
+      </w:r>
+      <w:r>
+        <w:rPr>
+          <w:b/>
+          <w:bCs/>
+        </w:rPr>
+        <w:t xml:space="preserve">(1,1)</w:t>
+      </w:r>
+      <w:r>
+        <w:t xml:space="preserve">.</w:t>
+      </w:r>
+    </w:p>
+    <w:p>
+      <w:pPr>
+        <w:pStyle w:val="Compact"/>
+        <w:numPr>
+          <w:ilvl w:val="0"/>
+          <w:numId w:val="1014"/>
+        </w:numPr>
+      </w:pPr>
+      <w:r>
+        <w:t xml:space="preserve">Chen’s</w:t>
+      </w:r>
+      <w:r>
+        <w:t xml:space="preserve"> </w:t>
+      </w:r>
+      <w:r>
+        <w:rPr>
+          <w:rStyle w:val="VerbatimChar"/>
+        </w:rPr>
+        <w:t xml:space="preserve">1/N/M</w:t>
+      </w:r>
+      <w:r>
+        <w:t xml:space="preserve"> </w:t>
+      </w:r>
+      <w:r>
+        <w:t xml:space="preserve">labels use the ___ convention;</w:t>
+      </w:r>
+      <w:r>
+        <w:t xml:space="preserve"> </w:t>
+      </w:r>
+      <w:r>
+        <w:rPr>
+          <w:rStyle w:val="VerbatimChar"/>
+        </w:rPr>
+        <w:t xml:space="preserve">(min,max)</w:t>
+      </w:r>
+      <w:r>
+        <w:t xml:space="preserve"> </w:t>
+      </w:r>
+      <w:r>
+        <w:t xml:space="preserve">uses the ___</w:t>
+      </w:r>
+      <w:r>
+        <w:t xml:space="preserve"> </w:t>
+      </w:r>
+      <w:r>
+        <w:t xml:space="preserve">convention →</w:t>
+      </w:r>
+      <w:r>
+        <w:t xml:space="preserve"> </w:t>
+      </w:r>
+      <w:r>
+        <w:rPr>
+          <w:b/>
+          <w:bCs/>
+        </w:rPr>
+        <w:t xml:space="preserve">look-across</w:t>
+      </w:r>
+      <w:r>
+        <w:t xml:space="preserve"> </w:t>
+      </w:r>
+      <w:r>
+        <w:t xml:space="preserve">/</w:t>
+      </w:r>
+      <w:r>
+        <w:t xml:space="preserve"> </w:t>
+      </w:r>
+      <w:r>
+        <w:rPr>
+          <w:b/>
+          <w:bCs/>
+        </w:rPr>
+        <w:t xml:space="preserve">look-here (Merise)</w:t>
+      </w:r>
+      <w:r>
+        <w:t xml:space="preserve">.</w:t>
+      </w:r>
+    </w:p>
+    <w:p>
+      <w:pPr>
+        <w:pStyle w:val="Compact"/>
+        <w:numPr>
+          <w:ilvl w:val="0"/>
+          <w:numId w:val="1014"/>
+        </w:numPr>
+      </w:pPr>
+      <w:r>
+        <w:t xml:space="preserve">For a</w:t>
+      </w:r>
+      <w:r>
+        <w:t xml:space="preserve"> </w:t>
+      </w:r>
+      <w:r>
+        <w:rPr>
+          <w:b/>
+          <w:bCs/>
+        </w:rPr>
+        <w:t xml:space="preserve">ternary</w:t>
+      </w:r>
+      <w:r>
+        <w:t xml:space="preserve"> </w:t>
+      </w:r>
+      <w:r>
+        <w:t xml:space="preserve">relationship, which convention must participation constraints</w:t>
+      </w:r>
+      <w:r>
+        <w:t xml:space="preserve"> </w:t>
+      </w:r>
+      <w:r>
+        <w:t xml:space="preserve">use, and why? →</w:t>
+      </w:r>
+      <w:r>
+        <w:t xml:space="preserve"> </w:t>
+      </w:r>
+      <w:r>
+        <w:rPr>
+          <w:b/>
+          <w:bCs/>
+        </w:rPr>
+        <w:t xml:space="preserve">look-here</w:t>
+      </w:r>
+      <w:r>
+        <w:rPr>
+          <w:b/>
+          <w:bCs/>
+        </w:rPr>
+        <w:t xml:space="preserve"> </w:t>
+      </w:r>
+      <w:r>
+        <w:rPr>
+          <w:rStyle w:val="VerbatimChar"/>
+          <w:b/>
+          <w:bCs/>
+        </w:rPr>
+        <w:t xml:space="preserve">(min,max)</w:t>
+      </w:r>
+      <w:r>
+        <w:t xml:space="preserve"> </w:t>
+      </w:r>
+      <w:r>
+        <w:t xml:space="preserve">— because there are</w:t>
+      </w:r>
+      <w:r>
+        <w:t xml:space="preserve"> </w:t>
+      </w:r>
+      <w:r>
+        <w:rPr>
+          <w:i/>
+          <w:iCs/>
+        </w:rPr>
+        <w:t xml:space="preserve">two</w:t>
+      </w:r>
+      <w:r>
+        <w:t xml:space="preserve"> </w:t>
+      </w:r>
+      <w:r>
+        <w:t xml:space="preserve">entities</w:t>
+      </w:r>
+      <w:r>
+        <w:t xml:space="preserve"> </w:t>
+      </w:r>
+      <w:r>
+        <w:t xml:space="preserve">“across”</w:t>
+      </w:r>
+      <w:r>
+        <w:t xml:space="preserve">, so look-across is ambiguous.</w:t>
       </w:r>
     </w:p>
     <w:p>
@@ -10652,8 +12041,8 @@
         </w:pict>
       </w:r>
     </w:p>
-    <w:bookmarkEnd w:id="75"/>
-    <w:bookmarkStart w:id="78" w:name="one-page-revision-sheet"/>
+    <w:bookmarkEnd w:id="76"/>
+    <w:bookmarkStart w:id="79" w:name="one-page-revision-sheet"/>
     <w:p>
       <w:pPr>
         <w:pStyle w:val="Heading2"/>
@@ -10988,7 +12377,7 @@
         <w:t xml:space="preserve">             1:1 and 1:N become foreign keys.</w:t>
       </w:r>
     </w:p>
-    <w:bookmarkStart w:id="76" w:name="flash-cards"/>
+    <w:bookmarkStart w:id="77" w:name="flash-cards"/>
     <w:p>
       <w:pPr>
         <w:pStyle w:val="Heading3"/>
@@ -11288,8 +12677,8 @@
         </w:tc>
       </w:tr>
     </w:tbl>
-    <w:bookmarkEnd w:id="76"/>
-    <w:bookmarkStart w:id="77" w:name="spaced-repetition"/>
+    <w:bookmarkEnd w:id="77"/>
+    <w:bookmarkStart w:id="78" w:name="spaced-repetition"/>
     <w:p>
       <w:pPr>
         <w:pStyle w:val="Heading3"/>
@@ -11303,7 +12692,7 @@
         <w:pStyle w:val="Compact"/>
         <w:numPr>
           <w:ilvl w:val="0"/>
-          <w:numId w:val="1014"/>
+          <w:numId w:val="1015"/>
         </w:numPr>
       </w:pPr>
       <w:r>
@@ -11325,7 +12714,7 @@
         <w:pStyle w:val="Compact"/>
         <w:numPr>
           <w:ilvl w:val="0"/>
-          <w:numId w:val="1014"/>
+          <w:numId w:val="1015"/>
         </w:numPr>
       </w:pPr>
       <w:r>
@@ -11347,7 +12736,7 @@
         <w:pStyle w:val="Compact"/>
         <w:numPr>
           <w:ilvl w:val="0"/>
-          <w:numId w:val="1014"/>
+          <w:numId w:val="1015"/>
         </w:numPr>
       </w:pPr>
       <w:r>
@@ -11371,9 +12760,9 @@
         </w:pict>
       </w:r>
     </w:p>
-    <w:bookmarkEnd w:id="77"/>
     <w:bookmarkEnd w:id="78"/>
-    <w:bookmarkStart w:id="79" w:name="summary"/>
+    <w:bookmarkEnd w:id="79"/>
+    <w:bookmarkStart w:id="80" w:name="summary"/>
     <w:p>
       <w:pPr>
         <w:pStyle w:val="Heading2"/>
@@ -11766,8 +13155,8 @@
         <w:t xml:space="preserve">each table exists — without notes.</w:t>
       </w:r>
     </w:p>
-    <w:bookmarkEnd w:id="79"/>
     <w:bookmarkEnd w:id="80"/>
+    <w:bookmarkEnd w:id="81"/>
     <w:sectPr>
       <w:footnotePr>
         <w:numRestart w:val="eachSect"/>
@@ -12151,6 +13540,9 @@
     <w:abstractNumId w:val="991"/>
   </w:num>
   <w:num w:numId="1010">
+    <w:abstractNumId w:val="991"/>
+  </w:num>
+  <w:num w:numId="1011">
     <w:abstractNumId w:val="99411"/>
     <w:lvlOverride w:ilvl="0">
       <w:startOverride w:val="1"/>
@@ -12180,13 +13572,13 @@
       <w:startOverride w:val="1"/>
     </w:lvlOverride>
   </w:num>
-  <w:num w:numId="1011">
-    <w:abstractNumId w:val="991"/>
-  </w:num>
   <w:num w:numId="1012">
     <w:abstractNumId w:val="991"/>
   </w:num>
   <w:num w:numId="1013">
+    <w:abstractNumId w:val="991"/>
+  </w:num>
+  <w:num w:numId="1014">
     <w:abstractNumId w:val="99411"/>
     <w:lvlOverride w:ilvl="0">
       <w:startOverride w:val="1"/>
@@ -12216,7 +13608,7 @@
       <w:startOverride w:val="1"/>
     </w:lvlOverride>
   </w:num>
-  <w:num w:numId="1014">
+  <w:num w:numId="1015">
     <w:abstractNumId w:val="991"/>
   </w:num>
 </w:numbering>

--- a/SITP/DBMS/Notes/M02_ER_EER_Model.docx
+++ b/SITP/DBMS/Notes/M02_ER_EER_Model.docx
@@ -9282,7 +9282,7 @@
       <w:r>
         <w:drawing>
           <wp:inline>
-            <wp:extent cx="5334000" cy="3353869"/>
+            <wp:extent cx="5334000" cy="3829250"/>
             <wp:effectExtent b="0" l="0" r="0" t="0"/>
             <wp:docPr descr="ER-to-relational mapping: 8 rules covering strong entity, weak entity, 1:1, 1:N, M:N, multivalued attribute, specialization, and ternary relationship." title="" id="66" name="Picture"/>
             <a:graphic>
@@ -9303,7 +9303,7 @@
                   <pic:spPr bwMode="auto">
                     <a:xfrm>
                       <a:off x="0" y="0"/>
-                      <a:ext cx="5334000" cy="3353869"/>
+                      <a:ext cx="5334000" cy="3829250"/>
                     </a:xfrm>
                     <a:prstGeom prst="rect">
                       <a:avLst/>

--- a/SITP/DBMS/Notes/M02_ER_EER_Model.docx
+++ b/SITP/DBMS/Notes/M02_ER_EER_Model.docx
@@ -14150,24 +14150,34 @@
   <w:style w:default="1" w:styleId="Table" w:type="table">
     <w:name w:val="Table"/>
     <w:basedOn w:val="TableNormal"/>
-    <w:semiHidden/>
-    <w:unhideWhenUsed/>
     <w:qFormat/>
     <w:tblPr>
       <w:tblInd w:type="dxa" w:w="0"/>
+      <w:tblBorders>
+        <w:top w:color="808080" w:space="0" w:sz="4" w:val="single"/>
+        <w:left w:color="808080" w:space="0" w:sz="4" w:val="single"/>
+        <w:bottom w:color="808080" w:space="0" w:sz="4" w:val="single"/>
+        <w:right w:color="808080" w:space="0" w:sz="4" w:val="single"/>
+        <w:insideH w:color="BFBFBF" w:space="0" w:sz="4" w:val="single"/>
+        <w:insideV w:color="BFBFBF" w:space="0" w:sz="4" w:val="single"/>
+      </w:tblBorders>
       <w:tblCellMar>
-        <w:top w:type="dxa" w:w="0"/>
+        <w:top w:type="dxa" w:w="40"/>
         <w:left w:type="dxa" w:w="108"/>
-        <w:bottom w:type="dxa" w:w="0"/>
+        <w:bottom w:type="dxa" w:w="40"/>
         <w:right w:type="dxa" w:w="108"/>
       </w:tblCellMar>
     </w:tblPr>
     <w:tblStylePr w:type="firstRow">
+      <w:rPr>
+        <w:b/>
+      </w:rPr>
       <w:tcPr>
+        <w:shd w:color="auto" w:fill="DDEBF7" w:val="clear"/>
         <w:tcBorders>
-          <w:bottom w:val="single"/>
+          <w:bottom w:color="1F4E78" w:space="0" w:sz="8" w:val="single"/>
         </w:tcBorders>
-        <w:vAlign w:val="bottom"/>
+        <w:vAlign w:val="center"/>
       </w:tcPr>
     </w:tblStylePr>
   </w:style>
